--- a/rapports/2026-06-06/EQ11/EQ11_sup_v2/DR_083101000116/45-79-93-70.docx
+++ b/rapports/2026-06-06/EQ11/EQ11_sup_v2/DR_083101000116/45-79-93-70.docx
@@ -297,7 +297,7 @@
           <w:color w:val="1F6FEB"/>
           <w:sz w:val="22"/>
         </w:rPr>
-        <w:t>⚠ INCOHÉRENCES À CORRIGER (87)</w:t>
+        <w:t>⚠ INCOHÉRENCES À CORRIGER (83)</w:t>
       </w:r>
     </w:p>
     <w:tbl>
@@ -1084,7 +1084,7 @@
                 <w:color w:val="16A34A"/>
                 <w:sz w:val="16"/>
               </w:rPr>
-              <w:t>—</w:t>
+              <w:t>s01q32, s01q36, s01q38, s04q37_modif, s02q33, s02q34, s01q00b</w:t>
             </w:r>
           </w:p>
         </w:tc>
@@ -1115,7 +1115,7 @@
                 <w:i w:val="0"/>
                 <w:sz w:val="17"/>
               </w:rPr>
-              <w:t>Incohérence!!! seulement les écoles privées paient les frais de scolarité (y compris les frais d'inscription).</w:t>
+              <w:t>Peu probable!!! Vu l'âge (14 ans) de MAMAN GALLO THIAM ou l'année à laquelle MAMAN GALLO THIAM a fréquenté l'école pour la dernière fois (.) le dernier diplome de MAMAN GALLO THIAM ne peut être le Certificat d'études primaires (CEP), prière de corriger cette incohérence ou confirmer avec le QG.</w:t>
             </w:r>
           </w:p>
         </w:tc>
@@ -1174,7 +1174,7 @@
                 <w:color w:val="16A34A"/>
                 <w:sz w:val="16"/>
               </w:rPr>
-              <w:t>s01q32, s01q36, s01q38, s04q37_modif, s02q33, s02q34, s01q00b</w:t>
+              <w:t>s00q07a, s00q08, s00q10, s00q13_0, s00q15_0, s00q17_0, s00q23a, s00q23b</w:t>
             </w:r>
           </w:p>
         </w:tc>
@@ -1205,7 +1205,7 @@
                 <w:i w:val="0"/>
                 <w:sz w:val="17"/>
               </w:rPr>
-              <w:t>Peu probable!!! Vu l'âge (14 ans) de MAMAN GALLO THIAM ou l'année à laquelle MAMAN GALLO THIAM a fréquenté l'école pour la dernière fois (.) le dernier diplome de MAMAN GALLO THIAM ne peut être le Certificat d'études primaires (CEP), prière de corriger cette incohérence ou confirmer avec le QG.</w:t>
+              <w:t>Peu probable!! L'age d'entrer à l'école de  AHMADOU BAMBA THIAM semble incoherent, veuillez vérifier ou corriger cette information.</w:t>
             </w:r>
           </w:p>
         </w:tc>
@@ -1238,6 +1238,1086 @@
                 <w:i w:val="0"/>
                 <w:sz w:val="16"/>
               </w:rPr>
+              <w:t>S04</w:t>
+              <w:br/>
+            </w:r>
+            <w:r>
+              <w:rPr>
+                <w:b w:val="0"/>
+                <w:i w:val="0"/>
+                <w:color w:val="64748B"/>
+                <w:sz w:val="14"/>
+              </w:rPr>
+              <w:t>Emploi</w:t>
+            </w:r>
+          </w:p>
+        </w:tc>
+        <w:tc>
+          <w:tcPr>
+            <w:tcW w:type="dxa" w:w="1531"/>
+          </w:tcPr>
+          <w:p>
+            <w:r>
+              <w:rPr>
+                <w:b/>
+                <w:i w:val="0"/>
+                <w:color w:val="16A34A"/>
+                <w:sz w:val="16"/>
+              </w:rPr>
+              <w:t>—</w:t>
+            </w:r>
+          </w:p>
+        </w:tc>
+        <w:tc>
+          <w:tcPr>
+            <w:tcW w:type="dxa" w:w="1191"/>
+          </w:tcPr>
+          <w:p>
+            <w:r>
+              <w:rPr>
+                <w:b w:val="0"/>
+                <w:i w:val="0"/>
+                <w:color w:val="64748B"/>
+                <w:sz w:val="16"/>
+              </w:rPr>
+              <w:t>GT-CQ</w:t>
+            </w:r>
+          </w:p>
+        </w:tc>
+        <w:tc>
+          <w:tcPr>
+            <w:tcW w:type="dxa" w:w="4706"/>
+          </w:tcPr>
+          <w:p>
+            <w:r>
+              <w:rPr>
+                <w:b w:val="0"/>
+                <w:i w:val="0"/>
+                <w:sz w:val="17"/>
+              </w:rPr>
+              <w:t>Incohérence détectée ! Il semble peu probable que ALIOU THIAM occupe un emploi pour l'ETAT/collectivités locales ou dans une entreprise publique/parapublique tout en travaillant moins de 20 jours par mois.</w:t>
+            </w:r>
+          </w:p>
+        </w:tc>
+      </w:tr>
+      <w:tr>
+        <w:tc>
+          <w:tcPr>
+            <w:tcW w:type="dxa" w:w="964"/>
+          </w:tcPr>
+          <w:p>
+            <w:r>
+              <w:rPr>
+                <w:b/>
+                <w:i w:val="0"/>
+                <w:color w:val="DC2626"/>
+                <w:sz w:val="16"/>
+              </w:rPr>
+              <w:t>Haute</w:t>
+            </w:r>
+          </w:p>
+        </w:tc>
+        <w:tc>
+          <w:tcPr>
+            <w:tcW w:type="dxa" w:w="1247"/>
+          </w:tcPr>
+          <w:p>
+            <w:r>
+              <w:rPr>
+                <w:b/>
+                <w:i w:val="0"/>
+                <w:sz w:val="16"/>
+              </w:rPr>
+              <w:t>S04</w:t>
+              <w:br/>
+            </w:r>
+            <w:r>
+              <w:rPr>
+                <w:b w:val="0"/>
+                <w:i w:val="0"/>
+                <w:color w:val="64748B"/>
+                <w:sz w:val="14"/>
+              </w:rPr>
+              <w:t>Emploi</w:t>
+            </w:r>
+          </w:p>
+        </w:tc>
+        <w:tc>
+          <w:tcPr>
+            <w:tcW w:type="dxa" w:w="1531"/>
+          </w:tcPr>
+          <w:p>
+            <w:r>
+              <w:rPr>
+                <w:b/>
+                <w:i w:val="0"/>
+                <w:color w:val="16A34A"/>
+                <w:sz w:val="16"/>
+              </w:rPr>
+              <w:t>—</w:t>
+            </w:r>
+          </w:p>
+        </w:tc>
+        <w:tc>
+          <w:tcPr>
+            <w:tcW w:type="dxa" w:w="1191"/>
+          </w:tcPr>
+          <w:p>
+            <w:r>
+              <w:rPr>
+                <w:b w:val="0"/>
+                <w:i w:val="0"/>
+                <w:color w:val="64748B"/>
+                <w:sz w:val="16"/>
+              </w:rPr>
+              <w:t>GT-CQ</w:t>
+            </w:r>
+          </w:p>
+        </w:tc>
+        <w:tc>
+          <w:tcPr>
+            <w:tcW w:type="dxa" w:w="4706"/>
+          </w:tcPr>
+          <w:p>
+            <w:r>
+              <w:rPr>
+                <w:b w:val="0"/>
+                <w:i w:val="0"/>
+                <w:sz w:val="17"/>
+              </w:rPr>
+              <w:t>Incohérence détectée ! Il semble peu probable que ALIOU THIAM occupe un emploi pour l'ETAT/collectivités locales ou dans une entreprise publique/parapublique tout en travaillant moins de  6h par jour.</w:t>
+            </w:r>
+          </w:p>
+        </w:tc>
+      </w:tr>
+      <w:tr>
+        <w:tc>
+          <w:tcPr>
+            <w:tcW w:type="dxa" w:w="964"/>
+          </w:tcPr>
+          <w:p>
+            <w:r>
+              <w:rPr>
+                <w:b/>
+                <w:i w:val="0"/>
+                <w:color w:val="DC2626"/>
+                <w:sz w:val="16"/>
+              </w:rPr>
+              <w:t>Haute</w:t>
+            </w:r>
+          </w:p>
+        </w:tc>
+        <w:tc>
+          <w:tcPr>
+            <w:tcW w:type="dxa" w:w="1247"/>
+          </w:tcPr>
+          <w:p>
+            <w:r>
+              <w:rPr>
+                <w:b/>
+                <w:i w:val="0"/>
+                <w:sz w:val="16"/>
+              </w:rPr>
+              <w:t>S16</w:t>
+              <w:br/>
+            </w:r>
+            <w:r>
+              <w:rPr>
+                <w:b w:val="0"/>
+                <w:i w:val="0"/>
+                <w:color w:val="64748B"/>
+                <w:sz w:val="14"/>
+              </w:rPr>
+              <w:t>Agriculture</w:t>
+            </w:r>
+          </w:p>
+        </w:tc>
+        <w:tc>
+          <w:tcPr>
+            <w:tcW w:type="dxa" w:w="1531"/>
+          </w:tcPr>
+          <w:p>
+            <w:r>
+              <w:rPr>
+                <w:b/>
+                <w:i w:val="0"/>
+                <w:color w:val="16A34A"/>
+                <w:sz w:val="16"/>
+              </w:rPr>
+              <w:t>s16aq00, s01q00b, s04q35e_code</w:t>
+            </w:r>
+          </w:p>
+        </w:tc>
+        <w:tc>
+          <w:tcPr>
+            <w:tcW w:type="dxa" w:w="1191"/>
+          </w:tcPr>
+          <w:p>
+            <w:r>
+              <w:rPr>
+                <w:b w:val="0"/>
+                <w:i w:val="0"/>
+                <w:color w:val="64748B"/>
+                <w:sz w:val="16"/>
+              </w:rPr>
+              <w:t>GT-CQ</w:t>
+            </w:r>
+          </w:p>
+        </w:tc>
+        <w:tc>
+          <w:tcPr>
+            <w:tcW w:type="dxa" w:w="4706"/>
+          </w:tcPr>
+          <w:p>
+            <w:r>
+              <w:rPr>
+                <w:b w:val="0"/>
+                <w:i w:val="0"/>
+                <w:sz w:val="17"/>
+              </w:rPr>
+              <w:t>Incoherent!!! SOKHENA AÏSSATOU SOGUE est un Agriculteurs et éleveurs, subsistance mais ne pratique de l'agriculture, prière de reprendre la section 16a ou fournir des explications concrètes.</w:t>
+            </w:r>
+          </w:p>
+        </w:tc>
+      </w:tr>
+      <w:tr>
+        <w:tc>
+          <w:tcPr>
+            <w:tcW w:type="dxa" w:w="964"/>
+          </w:tcPr>
+          <w:p>
+            <w:r>
+              <w:rPr>
+                <w:b/>
+                <w:i w:val="0"/>
+                <w:color w:val="EA580C"/>
+                <w:sz w:val="16"/>
+              </w:rPr>
+              <w:t>Moyenne</w:t>
+            </w:r>
+          </w:p>
+        </w:tc>
+        <w:tc>
+          <w:tcPr>
+            <w:tcW w:type="dxa" w:w="1247"/>
+          </w:tcPr>
+          <w:p>
+            <w:r>
+              <w:rPr>
+                <w:b/>
+                <w:i w:val="0"/>
+                <w:sz w:val="16"/>
+              </w:rPr>
+              <w:t>S00</w:t>
+              <w:br/>
+            </w:r>
+            <w:r>
+              <w:rPr>
+                <w:b w:val="0"/>
+                <w:i w:val="0"/>
+                <w:color w:val="64748B"/>
+                <w:sz w:val="14"/>
+              </w:rPr>
+              <w:t>Identification</w:t>
+            </w:r>
+          </w:p>
+        </w:tc>
+        <w:tc>
+          <w:tcPr>
+            <w:tcW w:type="dxa" w:w="1531"/>
+          </w:tcPr>
+          <w:p>
+            <w:r>
+              <w:rPr>
+                <w:b/>
+                <w:i w:val="0"/>
+                <w:color w:val="16A34A"/>
+                <w:sz w:val="16"/>
+              </w:rPr>
+              <w:t>s00q27</w:t>
+            </w:r>
+          </w:p>
+        </w:tc>
+        <w:tc>
+          <w:tcPr>
+            <w:tcW w:type="dxa" w:w="1191"/>
+          </w:tcPr>
+          <w:p>
+            <w:r>
+              <w:rPr>
+                <w:b w:val="0"/>
+                <w:i w:val="0"/>
+                <w:color w:val="64748B"/>
+                <w:sz w:val="16"/>
+              </w:rPr>
+              <w:t>GT-CQ</w:t>
+            </w:r>
+          </w:p>
+        </w:tc>
+        <w:tc>
+          <w:tcPr>
+            <w:tcW w:type="dxa" w:w="4706"/>
+          </w:tcPr>
+          <w:p>
+            <w:r>
+              <w:rPr>
+                <w:b w:val="0"/>
+                <w:i w:val="0"/>
+                <w:sz w:val="17"/>
+              </w:rPr>
+              <w:t>Le questionnaire semble ne pas être complètement fini mais le questionnaire est en statut complet, prière de compléter le questionnaire.</w:t>
+            </w:r>
+          </w:p>
+        </w:tc>
+      </w:tr>
+      <w:tr>
+        <w:tc>
+          <w:tcPr>
+            <w:tcW w:type="dxa" w:w="964"/>
+          </w:tcPr>
+          <w:p>
+            <w:r>
+              <w:rPr>
+                <w:b/>
+                <w:i w:val="0"/>
+                <w:color w:val="EA580C"/>
+                <w:sz w:val="16"/>
+              </w:rPr>
+              <w:t>Moyenne</w:t>
+            </w:r>
+          </w:p>
+        </w:tc>
+        <w:tc>
+          <w:tcPr>
+            <w:tcW w:type="dxa" w:w="1247"/>
+          </w:tcPr>
+          <w:p>
+            <w:r>
+              <w:rPr>
+                <w:b/>
+                <w:i w:val="0"/>
+                <w:sz w:val="16"/>
+              </w:rPr>
+              <w:t>S00</w:t>
+              <w:br/>
+            </w:r>
+            <w:r>
+              <w:rPr>
+                <w:b w:val="0"/>
+                <w:i w:val="0"/>
+                <w:color w:val="64748B"/>
+                <w:sz w:val="14"/>
+              </w:rPr>
+              <w:t>Identification</w:t>
+            </w:r>
+          </w:p>
+        </w:tc>
+        <w:tc>
+          <w:tcPr>
+            <w:tcW w:type="dxa" w:w="1531"/>
+          </w:tcPr>
+          <w:p>
+            <w:r>
+              <w:rPr>
+                <w:b/>
+                <w:i w:val="0"/>
+                <w:color w:val="16A34A"/>
+                <w:sz w:val="16"/>
+              </w:rPr>
+              <w:t>—</w:t>
+            </w:r>
+          </w:p>
+        </w:tc>
+        <w:tc>
+          <w:tcPr>
+            <w:tcW w:type="dxa" w:w="1191"/>
+          </w:tcPr>
+          <w:p>
+            <w:r>
+              <w:rPr>
+                <w:b w:val="0"/>
+                <w:i w:val="0"/>
+                <w:color w:val="64748B"/>
+                <w:sz w:val="16"/>
+              </w:rPr>
+              <w:t>GT-CQ</w:t>
+            </w:r>
+          </w:p>
+        </w:tc>
+        <w:tc>
+          <w:tcPr>
+            <w:tcW w:type="dxa" w:w="4706"/>
+          </w:tcPr>
+          <w:p>
+            <w:r>
+              <w:rPr>
+                <w:b w:val="0"/>
+                <w:i w:val="0"/>
+                <w:sz w:val="17"/>
+              </w:rPr>
+              <w:t>L'adresse ou la localisation du ménage doit être bien renseignée, ne doit pas contenir des numéros de téléphone et elle semble courte pour être une adresse.</w:t>
+            </w:r>
+          </w:p>
+        </w:tc>
+      </w:tr>
+      <w:tr>
+        <w:tc>
+          <w:tcPr>
+            <w:tcW w:type="dxa" w:w="964"/>
+          </w:tcPr>
+          <w:p>
+            <w:r>
+              <w:rPr>
+                <w:b/>
+                <w:i w:val="0"/>
+                <w:color w:val="EA580C"/>
+                <w:sz w:val="16"/>
+              </w:rPr>
+              <w:t>Moyenne</w:t>
+            </w:r>
+          </w:p>
+        </w:tc>
+        <w:tc>
+          <w:tcPr>
+            <w:tcW w:type="dxa" w:w="1247"/>
+          </w:tcPr>
+          <w:p>
+            <w:r>
+              <w:rPr>
+                <w:b/>
+                <w:i w:val="0"/>
+                <w:sz w:val="16"/>
+              </w:rPr>
+              <w:t>S00</w:t>
+              <w:br/>
+            </w:r>
+            <w:r>
+              <w:rPr>
+                <w:b w:val="0"/>
+                <w:i w:val="0"/>
+                <w:color w:val="64748B"/>
+                <w:sz w:val="14"/>
+              </w:rPr>
+              <w:t>Identification</w:t>
+            </w:r>
+          </w:p>
+        </w:tc>
+        <w:tc>
+          <w:tcPr>
+            <w:tcW w:type="dxa" w:w="1531"/>
+          </w:tcPr>
+          <w:p>
+            <w:r>
+              <w:rPr>
+                <w:b/>
+                <w:i w:val="0"/>
+                <w:color w:val="16A34A"/>
+                <w:sz w:val="16"/>
+              </w:rPr>
+              <w:t>—</w:t>
+            </w:r>
+          </w:p>
+        </w:tc>
+        <w:tc>
+          <w:tcPr>
+            <w:tcW w:type="dxa" w:w="1191"/>
+          </w:tcPr>
+          <w:p>
+            <w:r>
+              <w:rPr>
+                <w:b w:val="0"/>
+                <w:i w:val="0"/>
+                <w:color w:val="64748B"/>
+                <w:sz w:val="16"/>
+              </w:rPr>
+              <w:t>GT-CQ</w:t>
+            </w:r>
+          </w:p>
+        </w:tc>
+        <w:tc>
+          <w:tcPr>
+            <w:tcW w:type="dxa" w:w="4706"/>
+          </w:tcPr>
+          <w:p>
+            <w:r>
+              <w:rPr>
+                <w:b w:val="0"/>
+                <w:i w:val="0"/>
+                <w:sz w:val="17"/>
+              </w:rPr>
+              <w:t>Prière de mettre les noms dans ces questions et mettre les contacts à leurs places.</w:t>
+            </w:r>
+          </w:p>
+        </w:tc>
+      </w:tr>
+      <w:tr>
+        <w:tc>
+          <w:tcPr>
+            <w:tcW w:type="dxa" w:w="964"/>
+          </w:tcPr>
+          <w:p>
+            <w:r>
+              <w:rPr>
+                <w:b/>
+                <w:i w:val="0"/>
+                <w:color w:val="EA580C"/>
+                <w:sz w:val="16"/>
+              </w:rPr>
+              <w:t>Moyenne</w:t>
+            </w:r>
+          </w:p>
+        </w:tc>
+        <w:tc>
+          <w:tcPr>
+            <w:tcW w:type="dxa" w:w="1247"/>
+          </w:tcPr>
+          <w:p>
+            <w:r>
+              <w:rPr>
+                <w:b/>
+                <w:i w:val="0"/>
+                <w:sz w:val="16"/>
+              </w:rPr>
+              <w:t>S00</w:t>
+              <w:br/>
+            </w:r>
+            <w:r>
+              <w:rPr>
+                <w:b w:val="0"/>
+                <w:i w:val="0"/>
+                <w:color w:val="64748B"/>
+                <w:sz w:val="14"/>
+              </w:rPr>
+              <w:t>Identification</w:t>
+            </w:r>
+          </w:p>
+        </w:tc>
+        <w:tc>
+          <w:tcPr>
+            <w:tcW w:type="dxa" w:w="1531"/>
+          </w:tcPr>
+          <w:p>
+            <w:r>
+              <w:rPr>
+                <w:b/>
+                <w:i w:val="0"/>
+                <w:color w:val="16A34A"/>
+                <w:sz w:val="16"/>
+              </w:rPr>
+              <w:t>s00q14, s00q16, s00q18</w:t>
+            </w:r>
+          </w:p>
+        </w:tc>
+        <w:tc>
+          <w:tcPr>
+            <w:tcW w:type="dxa" w:w="1191"/>
+          </w:tcPr>
+          <w:p>
+            <w:r>
+              <w:rPr>
+                <w:b w:val="0"/>
+                <w:i w:val="0"/>
+                <w:color w:val="64748B"/>
+                <w:sz w:val="16"/>
+              </w:rPr>
+              <w:t>GT-CQ</w:t>
+            </w:r>
+          </w:p>
+        </w:tc>
+        <w:tc>
+          <w:tcPr>
+            <w:tcW w:type="dxa" w:w="4706"/>
+          </w:tcPr>
+          <w:p>
+            <w:r>
+              <w:rPr>
+                <w:b w:val="0"/>
+                <w:i w:val="0"/>
+                <w:sz w:val="17"/>
+              </w:rPr>
+              <w:t>Attention! Veillez bien renseigner les contacts dans les questions de 0.14 ou 0.16 ou 0.18.</w:t>
+            </w:r>
+          </w:p>
+        </w:tc>
+      </w:tr>
+      <w:tr>
+        <w:tc>
+          <w:tcPr>
+            <w:tcW w:type="dxa" w:w="964"/>
+          </w:tcPr>
+          <w:p>
+            <w:r>
+              <w:rPr>
+                <w:b/>
+                <w:i w:val="0"/>
+                <w:color w:val="EA580C"/>
+                <w:sz w:val="16"/>
+              </w:rPr>
+              <w:t>Moyenne</w:t>
+            </w:r>
+          </w:p>
+        </w:tc>
+        <w:tc>
+          <w:tcPr>
+            <w:tcW w:type="dxa" w:w="1247"/>
+          </w:tcPr>
+          <w:p>
+            <w:r>
+              <w:rPr>
+                <w:b/>
+                <w:i w:val="0"/>
+                <w:sz w:val="16"/>
+              </w:rPr>
+              <w:t>S01</w:t>
+              <w:br/>
+            </w:r>
+            <w:r>
+              <w:rPr>
+                <w:b w:val="0"/>
+                <w:i w:val="0"/>
+                <w:color w:val="64748B"/>
+                <w:sz w:val="14"/>
+              </w:rPr>
+              <w:t>Démographie</w:t>
+            </w:r>
+          </w:p>
+        </w:tc>
+        <w:tc>
+          <w:tcPr>
+            <w:tcW w:type="dxa" w:w="1531"/>
+          </w:tcPr>
+          <w:p>
+            <w:r>
+              <w:rPr>
+                <w:b/>
+                <w:i w:val="0"/>
+                <w:color w:val="16A34A"/>
+                <w:sz w:val="16"/>
+              </w:rPr>
+              <w:t>—</w:t>
+            </w:r>
+          </w:p>
+        </w:tc>
+        <w:tc>
+          <w:tcPr>
+            <w:tcW w:type="dxa" w:w="1191"/>
+          </w:tcPr>
+          <w:p>
+            <w:r>
+              <w:rPr>
+                <w:b w:val="0"/>
+                <w:i w:val="0"/>
+                <w:color w:val="64748B"/>
+                <w:sz w:val="16"/>
+              </w:rPr>
+              <w:t>GT-CQ</w:t>
+            </w:r>
+          </w:p>
+        </w:tc>
+        <w:tc>
+          <w:tcPr>
+            <w:tcW w:type="dxa" w:w="4706"/>
+          </w:tcPr>
+          <w:p>
+            <w:r>
+              <w:rPr>
+                <w:b w:val="0"/>
+                <w:i w:val="0"/>
+                <w:sz w:val="17"/>
+              </w:rPr>
+              <w:t>Prière de verifier l'information donnée par AHMADOU BAMBA THIAM ou corriger au niveau de la section 1.</w:t>
+            </w:r>
+          </w:p>
+        </w:tc>
+      </w:tr>
+      <w:tr>
+        <w:tc>
+          <w:tcPr>
+            <w:tcW w:type="dxa" w:w="964"/>
+          </w:tcPr>
+          <w:p>
+            <w:r>
+              <w:rPr>
+                <w:b/>
+                <w:i w:val="0"/>
+                <w:color w:val="EA580C"/>
+                <w:sz w:val="16"/>
+              </w:rPr>
+              <w:t>Moyenne</w:t>
+            </w:r>
+          </w:p>
+        </w:tc>
+        <w:tc>
+          <w:tcPr>
+            <w:tcW w:type="dxa" w:w="1247"/>
+          </w:tcPr>
+          <w:p>
+            <w:r>
+              <w:rPr>
+                <w:b/>
+                <w:i w:val="0"/>
+                <w:sz w:val="16"/>
+              </w:rPr>
+              <w:t>S01</w:t>
+              <w:br/>
+            </w:r>
+            <w:r>
+              <w:rPr>
+                <w:b w:val="0"/>
+                <w:i w:val="0"/>
+                <w:color w:val="64748B"/>
+                <w:sz w:val="14"/>
+              </w:rPr>
+              <w:t>Démographie</w:t>
+            </w:r>
+          </w:p>
+        </w:tc>
+        <w:tc>
+          <w:tcPr>
+            <w:tcW w:type="dxa" w:w="1531"/>
+          </w:tcPr>
+          <w:p>
+            <w:r>
+              <w:rPr>
+                <w:b/>
+                <w:i w:val="0"/>
+                <w:color w:val="16A34A"/>
+                <w:sz w:val="16"/>
+              </w:rPr>
+              <w:t>—</w:t>
+            </w:r>
+          </w:p>
+        </w:tc>
+        <w:tc>
+          <w:tcPr>
+            <w:tcW w:type="dxa" w:w="1191"/>
+          </w:tcPr>
+          <w:p>
+            <w:r>
+              <w:rPr>
+                <w:b w:val="0"/>
+                <w:i w:val="0"/>
+                <w:color w:val="64748B"/>
+                <w:sz w:val="16"/>
+              </w:rPr>
+              <w:t>GT-CQ</w:t>
+            </w:r>
+          </w:p>
+        </w:tc>
+        <w:tc>
+          <w:tcPr>
+            <w:tcW w:type="dxa" w:w="4706"/>
+          </w:tcPr>
+          <w:p>
+            <w:r>
+              <w:rPr>
+                <w:b w:val="0"/>
+                <w:i w:val="0"/>
+                <w:sz w:val="17"/>
+              </w:rPr>
+              <w:t>Prière de verifier l'information donnée par MAMAN GALLO THIAM ou corriger au niveau de la section 1.</w:t>
+            </w:r>
+          </w:p>
+        </w:tc>
+      </w:tr>
+      <w:tr>
+        <w:tc>
+          <w:tcPr>
+            <w:tcW w:type="dxa" w:w="964"/>
+          </w:tcPr>
+          <w:p>
+            <w:r>
+              <w:rPr>
+                <w:b/>
+                <w:i w:val="0"/>
+                <w:color w:val="EA580C"/>
+                <w:sz w:val="16"/>
+              </w:rPr>
+              <w:t>Moyenne</w:t>
+            </w:r>
+          </w:p>
+        </w:tc>
+        <w:tc>
+          <w:tcPr>
+            <w:tcW w:type="dxa" w:w="1247"/>
+          </w:tcPr>
+          <w:p>
+            <w:r>
+              <w:rPr>
+                <w:b/>
+                <w:i w:val="0"/>
+                <w:sz w:val="16"/>
+              </w:rPr>
+              <w:t>S01</w:t>
+              <w:br/>
+            </w:r>
+            <w:r>
+              <w:rPr>
+                <w:b w:val="0"/>
+                <w:i w:val="0"/>
+                <w:color w:val="64748B"/>
+                <w:sz w:val="14"/>
+              </w:rPr>
+              <w:t>Démographie</w:t>
+            </w:r>
+          </w:p>
+        </w:tc>
+        <w:tc>
+          <w:tcPr>
+            <w:tcW w:type="dxa" w:w="1531"/>
+          </w:tcPr>
+          <w:p>
+            <w:r>
+              <w:rPr>
+                <w:b/>
+                <w:i w:val="0"/>
+                <w:color w:val="16A34A"/>
+                <w:sz w:val="16"/>
+              </w:rPr>
+              <w:t>—</w:t>
+            </w:r>
+          </w:p>
+        </w:tc>
+        <w:tc>
+          <w:tcPr>
+            <w:tcW w:type="dxa" w:w="1191"/>
+          </w:tcPr>
+          <w:p>
+            <w:r>
+              <w:rPr>
+                <w:b w:val="0"/>
+                <w:i w:val="0"/>
+                <w:color w:val="64748B"/>
+                <w:sz w:val="16"/>
+              </w:rPr>
+              <w:t>GT-CQ</w:t>
+            </w:r>
+          </w:p>
+        </w:tc>
+        <w:tc>
+          <w:tcPr>
+            <w:tcW w:type="dxa" w:w="4706"/>
+          </w:tcPr>
+          <w:p>
+            <w:r>
+              <w:rPr>
+                <w:b w:val="0"/>
+                <w:i w:val="0"/>
+                <w:sz w:val="17"/>
+              </w:rPr>
+              <w:t>Prière de verifier l'information donnée par PAPE MA COUMBA THIAM ou corriger au niveau de la section 1.</w:t>
+            </w:r>
+          </w:p>
+        </w:tc>
+      </w:tr>
+      <w:tr>
+        <w:tc>
+          <w:tcPr>
+            <w:tcW w:type="dxa" w:w="964"/>
+          </w:tcPr>
+          <w:p>
+            <w:r>
+              <w:rPr>
+                <w:b/>
+                <w:i w:val="0"/>
+                <w:color w:val="EA580C"/>
+                <w:sz w:val="16"/>
+              </w:rPr>
+              <w:t>Moyenne</w:t>
+            </w:r>
+          </w:p>
+        </w:tc>
+        <w:tc>
+          <w:tcPr>
+            <w:tcW w:type="dxa" w:w="1247"/>
+          </w:tcPr>
+          <w:p>
+            <w:r>
+              <w:rPr>
+                <w:b/>
+                <w:i w:val="0"/>
+                <w:sz w:val="16"/>
+              </w:rPr>
+              <w:t>S01</w:t>
+              <w:br/>
+            </w:r>
+            <w:r>
+              <w:rPr>
+                <w:b w:val="0"/>
+                <w:i w:val="0"/>
+                <w:color w:val="64748B"/>
+                <w:sz w:val="14"/>
+              </w:rPr>
+              <w:t>Démographie</w:t>
+            </w:r>
+          </w:p>
+        </w:tc>
+        <w:tc>
+          <w:tcPr>
+            <w:tcW w:type="dxa" w:w="1531"/>
+          </w:tcPr>
+          <w:p>
+            <w:r>
+              <w:rPr>
+                <w:b/>
+                <w:i w:val="0"/>
+                <w:color w:val="16A34A"/>
+                <w:sz w:val="16"/>
+              </w:rPr>
+              <w:t>s01q10_1</w:t>
+            </w:r>
+          </w:p>
+        </w:tc>
+        <w:tc>
+          <w:tcPr>
+            <w:tcW w:type="dxa" w:w="1191"/>
+          </w:tcPr>
+          <w:p>
+            <w:r>
+              <w:rPr>
+                <w:b w:val="0"/>
+                <w:i w:val="0"/>
+                <w:color w:val="64748B"/>
+                <w:sz w:val="16"/>
+              </w:rPr>
+              <w:t>GT-CQ</w:t>
+            </w:r>
+          </w:p>
+        </w:tc>
+        <w:tc>
+          <w:tcPr>
+            <w:tcW w:type="dxa" w:w="4706"/>
+          </w:tcPr>
+          <w:p>
+            <w:r>
+              <w:rPr>
+                <w:b w:val="0"/>
+                <w:i w:val="0"/>
+                <w:sz w:val="17"/>
+              </w:rPr>
+              <w:t>La taille du ménage lors de l'enquête principale (7) de ce ménage est inférieur à la taille du denombrement (8), prière de fournir des explications concrètes ou aller revisiter le ménage.</w:t>
+            </w:r>
+          </w:p>
+        </w:tc>
+      </w:tr>
+      <w:tr>
+        <w:tc>
+          <w:tcPr>
+            <w:tcW w:type="dxa" w:w="964"/>
+          </w:tcPr>
+          <w:p>
+            <w:r>
+              <w:rPr>
+                <w:b/>
+                <w:i w:val="0"/>
+                <w:color w:val="EA580C"/>
+                <w:sz w:val="16"/>
+              </w:rPr>
+              <w:t>Moyenne</w:t>
+            </w:r>
+          </w:p>
+        </w:tc>
+        <w:tc>
+          <w:tcPr>
+            <w:tcW w:type="dxa" w:w="1247"/>
+          </w:tcPr>
+          <w:p>
+            <w:r>
+              <w:rPr>
+                <w:b/>
+                <w:i w:val="0"/>
+                <w:sz w:val="16"/>
+              </w:rPr>
+              <w:t>S01</w:t>
+              <w:br/>
+            </w:r>
+            <w:r>
+              <w:rPr>
+                <w:b w:val="0"/>
+                <w:i w:val="0"/>
+                <w:color w:val="64748B"/>
+                <w:sz w:val="14"/>
+              </w:rPr>
+              <w:t>Démographie</w:t>
+            </w:r>
+          </w:p>
+        </w:tc>
+        <w:tc>
+          <w:tcPr>
+            <w:tcW w:type="dxa" w:w="1531"/>
+          </w:tcPr>
+          <w:p>
+            <w:r>
+              <w:rPr>
+                <w:b/>
+                <w:i w:val="0"/>
+                <w:color w:val="16A34A"/>
+                <w:sz w:val="16"/>
+              </w:rPr>
+              <w:t>s01q11</w:t>
+            </w:r>
+          </w:p>
+        </w:tc>
+        <w:tc>
+          <w:tcPr>
+            <w:tcW w:type="dxa" w:w="1191"/>
+          </w:tcPr>
+          <w:p>
+            <w:r>
+              <w:rPr>
+                <w:b w:val="0"/>
+                <w:i w:val="0"/>
+                <w:color w:val="64748B"/>
+                <w:sz w:val="16"/>
+              </w:rPr>
+              <w:t>Natif SuSo</w:t>
+            </w:r>
+          </w:p>
+        </w:tc>
+        <w:tc>
+          <w:tcPr>
+            <w:tcW w:type="dxa" w:w="4706"/>
+          </w:tcPr>
+          <w:p>
+            <w:r>
+              <w:rPr>
+                <w:b w:val="0"/>
+                <w:i w:val="0"/>
+                <w:sz w:val="17"/>
+              </w:rPr>
+              <w:t>"Erreur. %rostertitle% est le répondant. Alors la seule réponse possible pour %rostertitle% à cette question devrait donc être ""Présent vu"". Veuillez corriger."</w:t>
+            </w:r>
+          </w:p>
+        </w:tc>
+      </w:tr>
+      <w:tr>
+        <w:tc>
+          <w:tcPr>
+            <w:tcW w:type="dxa" w:w="964"/>
+          </w:tcPr>
+          <w:p>
+            <w:r>
+              <w:rPr>
+                <w:b/>
+                <w:i w:val="0"/>
+                <w:color w:val="EA580C"/>
+                <w:sz w:val="16"/>
+              </w:rPr>
+              <w:t>Moyenne</w:t>
+            </w:r>
+          </w:p>
+        </w:tc>
+        <w:tc>
+          <w:tcPr>
+            <w:tcW w:type="dxa" w:w="1247"/>
+          </w:tcPr>
+          <w:p>
+            <w:r>
+              <w:rPr>
+                <w:b/>
+                <w:i w:val="0"/>
+                <w:sz w:val="16"/>
+              </w:rPr>
               <w:t>S02</w:t>
               <w:br/>
             </w:r>
@@ -1264,7 +2344,7 @@
                 <w:color w:val="16A34A"/>
                 <w:sz w:val="16"/>
               </w:rPr>
-              <w:t>s00q07a, s00q08, s00q10, s00q13_0, s00q15_0, s00q17_0, s00q23a, s00q23b</w:t>
+              <w:t>s01q63, s00q04, s02q25, s01q00b, s02q17_2, s02q15_2</w:t>
             </w:r>
           </w:p>
         </w:tc>
@@ -1295,7 +2375,7 @@
                 <w:i w:val="0"/>
                 <w:sz w:val="17"/>
               </w:rPr>
-              <w:t>Peu probable!! L'age d'entrer à l'école de  AHMADOU BAMBA THIAM semble incoherent, veuillez vérifier ou corriger cette information.</w:t>
+              <w:t>Dans les milieux urbains c'est peu probable de voir une école dont les élèves ou étudiants ne dépensent pas en frais d'uniformes, prière de verifier pour MAMAN GALLO THIAM qui fréquente 1ére année de Secondaire 1 (Moyen) Général et corriger ou confirmer avec le QG.</w:t>
             </w:r>
           </w:p>
         </w:tc>
@@ -1310,10 +2390,10 @@
               <w:rPr>
                 <w:b/>
                 <w:i w:val="0"/>
-                <w:color w:val="DC2626"/>
-                <w:sz w:val="16"/>
-              </w:rPr>
-              <w:t>Haute</w:t>
+                <w:color w:val="EA580C"/>
+                <w:sz w:val="16"/>
+              </w:rPr>
+              <w:t>Moyenne</w:t>
             </w:r>
           </w:p>
         </w:tc>
@@ -1385,7 +2465,7 @@
                 <w:i w:val="0"/>
                 <w:sz w:val="17"/>
               </w:rPr>
-              <w:t>Incohérence!!! seulement les écoles gouvermentales paient les cotisations (Gouvernement, communauté, ONG ou organisation humanitaire).</w:t>
+              <w:t>Attention!!! le montant payé pour les frais de scolarité ( 22000 FCFA) de AHMADOU BAMBA THIAM  qui fréquente 1ére année de Maternelle semble faible.</w:t>
             </w:r>
           </w:p>
         </w:tc>
@@ -1400,10 +2480,10 @@
               <w:rPr>
                 <w:b/>
                 <w:i w:val="0"/>
-                <w:color w:val="DC2626"/>
-                <w:sz w:val="16"/>
-              </w:rPr>
-              <w:t>Haute</w:t>
+                <w:color w:val="EA580C"/>
+                <w:sz w:val="16"/>
+              </w:rPr>
+              <w:t>Moyenne</w:t>
             </w:r>
           </w:p>
         </w:tc>
@@ -1418,7 +2498,7 @@
                 <w:i w:val="0"/>
                 <w:sz w:val="16"/>
               </w:rPr>
-              <w:t>S04</w:t>
+              <w:t>S02</w:t>
               <w:br/>
             </w:r>
             <w:r>
@@ -1428,7 +2508,7 @@
                 <w:color w:val="64748B"/>
                 <w:sz w:val="14"/>
               </w:rPr>
-              <w:t>Emploi</w:t>
+              <w:t>Éducation</w:t>
             </w:r>
           </w:p>
         </w:tc>
@@ -1475,1447 +2555,7 @@
                 <w:i w:val="0"/>
                 <w:sz w:val="17"/>
               </w:rPr>
-              <w:t>Incohérence détectée ! Il semble peu probable que ALIOU THIAM occupe un emploi pour l'ETAT/collectivités locales ou dans une entreprise publique/parapublique tout en travaillant moins de 20 jours par mois.</w:t>
-            </w:r>
-          </w:p>
-        </w:tc>
-      </w:tr>
-      <w:tr>
-        <w:tc>
-          <w:tcPr>
-            <w:tcW w:type="dxa" w:w="964"/>
-          </w:tcPr>
-          <w:p>
-            <w:r>
-              <w:rPr>
-                <w:b/>
-                <w:i w:val="0"/>
-                <w:color w:val="DC2626"/>
-                <w:sz w:val="16"/>
-              </w:rPr>
-              <w:t>Haute</w:t>
-            </w:r>
-          </w:p>
-        </w:tc>
-        <w:tc>
-          <w:tcPr>
-            <w:tcW w:type="dxa" w:w="1247"/>
-          </w:tcPr>
-          <w:p>
-            <w:r>
-              <w:rPr>
-                <w:b/>
-                <w:i w:val="0"/>
-                <w:sz w:val="16"/>
-              </w:rPr>
-              <w:t>S04</w:t>
-              <w:br/>
-            </w:r>
-            <w:r>
-              <w:rPr>
-                <w:b w:val="0"/>
-                <w:i w:val="0"/>
-                <w:color w:val="64748B"/>
-                <w:sz w:val="14"/>
-              </w:rPr>
-              <w:t>Emploi</w:t>
-            </w:r>
-          </w:p>
-        </w:tc>
-        <w:tc>
-          <w:tcPr>
-            <w:tcW w:type="dxa" w:w="1531"/>
-          </w:tcPr>
-          <w:p>
-            <w:r>
-              <w:rPr>
-                <w:b/>
-                <w:i w:val="0"/>
-                <w:color w:val="16A34A"/>
-                <w:sz w:val="16"/>
-              </w:rPr>
-              <w:t>—</w:t>
-            </w:r>
-          </w:p>
-        </w:tc>
-        <w:tc>
-          <w:tcPr>
-            <w:tcW w:type="dxa" w:w="1191"/>
-          </w:tcPr>
-          <w:p>
-            <w:r>
-              <w:rPr>
-                <w:b w:val="0"/>
-                <w:i w:val="0"/>
-                <w:color w:val="64748B"/>
-                <w:sz w:val="16"/>
-              </w:rPr>
-              <w:t>GT-CQ</w:t>
-            </w:r>
-          </w:p>
-        </w:tc>
-        <w:tc>
-          <w:tcPr>
-            <w:tcW w:type="dxa" w:w="4706"/>
-          </w:tcPr>
-          <w:p>
-            <w:r>
-              <w:rPr>
-                <w:b w:val="0"/>
-                <w:i w:val="0"/>
-                <w:sz w:val="17"/>
-              </w:rPr>
-              <w:t>Incohérence détectée ! Il semble peu probable que ALIOU THIAM occupe un emploi pour l'ETAT/collectivités locales ou dans une entreprise publique/parapublique tout en travaillant moins de  6h par jour.</w:t>
-            </w:r>
-          </w:p>
-        </w:tc>
-      </w:tr>
-      <w:tr>
-        <w:tc>
-          <w:tcPr>
-            <w:tcW w:type="dxa" w:w="964"/>
-          </w:tcPr>
-          <w:p>
-            <w:r>
-              <w:rPr>
-                <w:b/>
-                <w:i w:val="0"/>
-                <w:color w:val="DC2626"/>
-                <w:sz w:val="16"/>
-              </w:rPr>
-              <w:t>Haute</w:t>
-            </w:r>
-          </w:p>
-        </w:tc>
-        <w:tc>
-          <w:tcPr>
-            <w:tcW w:type="dxa" w:w="1247"/>
-          </w:tcPr>
-          <w:p>
-            <w:r>
-              <w:rPr>
-                <w:b/>
-                <w:i w:val="0"/>
-                <w:sz w:val="16"/>
-              </w:rPr>
-              <w:t>S16</w:t>
-              <w:br/>
-            </w:r>
-            <w:r>
-              <w:rPr>
-                <w:b w:val="0"/>
-                <w:i w:val="0"/>
-                <w:color w:val="64748B"/>
-                <w:sz w:val="14"/>
-              </w:rPr>
-              <w:t>Agriculture</w:t>
-            </w:r>
-          </w:p>
-        </w:tc>
-        <w:tc>
-          <w:tcPr>
-            <w:tcW w:type="dxa" w:w="1531"/>
-          </w:tcPr>
-          <w:p>
-            <w:r>
-              <w:rPr>
-                <w:b/>
-                <w:i w:val="0"/>
-                <w:color w:val="16A34A"/>
-                <w:sz w:val="16"/>
-              </w:rPr>
-              <w:t>s16aq00, s01q00b, s04q35e_code</w:t>
-            </w:r>
-          </w:p>
-        </w:tc>
-        <w:tc>
-          <w:tcPr>
-            <w:tcW w:type="dxa" w:w="1191"/>
-          </w:tcPr>
-          <w:p>
-            <w:r>
-              <w:rPr>
-                <w:b w:val="0"/>
-                <w:i w:val="0"/>
-                <w:color w:val="64748B"/>
-                <w:sz w:val="16"/>
-              </w:rPr>
-              <w:t>GT-CQ</w:t>
-            </w:r>
-          </w:p>
-        </w:tc>
-        <w:tc>
-          <w:tcPr>
-            <w:tcW w:type="dxa" w:w="4706"/>
-          </w:tcPr>
-          <w:p>
-            <w:r>
-              <w:rPr>
-                <w:b w:val="0"/>
-                <w:i w:val="0"/>
-                <w:sz w:val="17"/>
-              </w:rPr>
-              <w:t>Incoherent!!! SOKHENA AÏSSATOU SOGUE est un Agriculteurs et éleveurs, subsistance mais ne pratique de l'agriculture, prière de reprendre la section 16a ou fournir des explications concrètes.</w:t>
-            </w:r>
-          </w:p>
-        </w:tc>
-      </w:tr>
-      <w:tr>
-        <w:tc>
-          <w:tcPr>
-            <w:tcW w:type="dxa" w:w="964"/>
-          </w:tcPr>
-          <w:p>
-            <w:r>
-              <w:rPr>
-                <w:b/>
-                <w:i w:val="0"/>
-                <w:color w:val="EA580C"/>
-                <w:sz w:val="16"/>
-              </w:rPr>
-              <w:t>Moyenne</w:t>
-            </w:r>
-          </w:p>
-        </w:tc>
-        <w:tc>
-          <w:tcPr>
-            <w:tcW w:type="dxa" w:w="1247"/>
-          </w:tcPr>
-          <w:p>
-            <w:r>
-              <w:rPr>
-                <w:b/>
-                <w:i w:val="0"/>
-                <w:sz w:val="16"/>
-              </w:rPr>
-              <w:t>S00</w:t>
-              <w:br/>
-            </w:r>
-            <w:r>
-              <w:rPr>
-                <w:b w:val="0"/>
-                <w:i w:val="0"/>
-                <w:color w:val="64748B"/>
-                <w:sz w:val="14"/>
-              </w:rPr>
-              <w:t>Identification</w:t>
-            </w:r>
-          </w:p>
-        </w:tc>
-        <w:tc>
-          <w:tcPr>
-            <w:tcW w:type="dxa" w:w="1531"/>
-          </w:tcPr>
-          <w:p>
-            <w:r>
-              <w:rPr>
-                <w:b/>
-                <w:i w:val="0"/>
-                <w:color w:val="16A34A"/>
-                <w:sz w:val="16"/>
-              </w:rPr>
-              <w:t>s00q27</w:t>
-            </w:r>
-          </w:p>
-        </w:tc>
-        <w:tc>
-          <w:tcPr>
-            <w:tcW w:type="dxa" w:w="1191"/>
-          </w:tcPr>
-          <w:p>
-            <w:r>
-              <w:rPr>
-                <w:b w:val="0"/>
-                <w:i w:val="0"/>
-                <w:color w:val="64748B"/>
-                <w:sz w:val="16"/>
-              </w:rPr>
-              <w:t>GT-CQ</w:t>
-            </w:r>
-          </w:p>
-        </w:tc>
-        <w:tc>
-          <w:tcPr>
-            <w:tcW w:type="dxa" w:w="4706"/>
-          </w:tcPr>
-          <w:p>
-            <w:r>
-              <w:rPr>
-                <w:b w:val="0"/>
-                <w:i w:val="0"/>
-                <w:sz w:val="17"/>
-              </w:rPr>
-              <w:t>Le questionnaire semble ne pas être complètement fini mais le questionnaire est en statut complet, prière de compléter le questionnaire.</w:t>
-            </w:r>
-          </w:p>
-        </w:tc>
-      </w:tr>
-      <w:tr>
-        <w:tc>
-          <w:tcPr>
-            <w:tcW w:type="dxa" w:w="964"/>
-          </w:tcPr>
-          <w:p>
-            <w:r>
-              <w:rPr>
-                <w:b/>
-                <w:i w:val="0"/>
-                <w:color w:val="EA580C"/>
-                <w:sz w:val="16"/>
-              </w:rPr>
-              <w:t>Moyenne</w:t>
-            </w:r>
-          </w:p>
-        </w:tc>
-        <w:tc>
-          <w:tcPr>
-            <w:tcW w:type="dxa" w:w="1247"/>
-          </w:tcPr>
-          <w:p>
-            <w:r>
-              <w:rPr>
-                <w:b/>
-                <w:i w:val="0"/>
-                <w:sz w:val="16"/>
-              </w:rPr>
-              <w:t>S00</w:t>
-              <w:br/>
-            </w:r>
-            <w:r>
-              <w:rPr>
-                <w:b w:val="0"/>
-                <w:i w:val="0"/>
-                <w:color w:val="64748B"/>
-                <w:sz w:val="14"/>
-              </w:rPr>
-              <w:t>Identification</w:t>
-            </w:r>
-          </w:p>
-        </w:tc>
-        <w:tc>
-          <w:tcPr>
-            <w:tcW w:type="dxa" w:w="1531"/>
-          </w:tcPr>
-          <w:p>
-            <w:r>
-              <w:rPr>
-                <w:b/>
-                <w:i w:val="0"/>
-                <w:color w:val="16A34A"/>
-                <w:sz w:val="16"/>
-              </w:rPr>
-              <w:t>—</w:t>
-            </w:r>
-          </w:p>
-        </w:tc>
-        <w:tc>
-          <w:tcPr>
-            <w:tcW w:type="dxa" w:w="1191"/>
-          </w:tcPr>
-          <w:p>
-            <w:r>
-              <w:rPr>
-                <w:b w:val="0"/>
-                <w:i w:val="0"/>
-                <w:color w:val="64748B"/>
-                <w:sz w:val="16"/>
-              </w:rPr>
-              <w:t>GT-CQ</w:t>
-            </w:r>
-          </w:p>
-        </w:tc>
-        <w:tc>
-          <w:tcPr>
-            <w:tcW w:type="dxa" w:w="4706"/>
-          </w:tcPr>
-          <w:p>
-            <w:r>
-              <w:rPr>
-                <w:b w:val="0"/>
-                <w:i w:val="0"/>
-                <w:sz w:val="17"/>
-              </w:rPr>
-              <w:t>L'adresse ou la localisation du ménage doit être bien renseignée, ne doit pas contenir des numéros de téléphone et elle semble courte pour être une adresse.</w:t>
-            </w:r>
-          </w:p>
-        </w:tc>
-      </w:tr>
-      <w:tr>
-        <w:tc>
-          <w:tcPr>
-            <w:tcW w:type="dxa" w:w="964"/>
-          </w:tcPr>
-          <w:p>
-            <w:r>
-              <w:rPr>
-                <w:b/>
-                <w:i w:val="0"/>
-                <w:color w:val="EA580C"/>
-                <w:sz w:val="16"/>
-              </w:rPr>
-              <w:t>Moyenne</w:t>
-            </w:r>
-          </w:p>
-        </w:tc>
-        <w:tc>
-          <w:tcPr>
-            <w:tcW w:type="dxa" w:w="1247"/>
-          </w:tcPr>
-          <w:p>
-            <w:r>
-              <w:rPr>
-                <w:b/>
-                <w:i w:val="0"/>
-                <w:sz w:val="16"/>
-              </w:rPr>
-              <w:t>S00</w:t>
-              <w:br/>
-            </w:r>
-            <w:r>
-              <w:rPr>
-                <w:b w:val="0"/>
-                <w:i w:val="0"/>
-                <w:color w:val="64748B"/>
-                <w:sz w:val="14"/>
-              </w:rPr>
-              <w:t>Identification</w:t>
-            </w:r>
-          </w:p>
-        </w:tc>
-        <w:tc>
-          <w:tcPr>
-            <w:tcW w:type="dxa" w:w="1531"/>
-          </w:tcPr>
-          <w:p>
-            <w:r>
-              <w:rPr>
-                <w:b/>
-                <w:i w:val="0"/>
-                <w:color w:val="16A34A"/>
-                <w:sz w:val="16"/>
-              </w:rPr>
-              <w:t>—</w:t>
-            </w:r>
-          </w:p>
-        </w:tc>
-        <w:tc>
-          <w:tcPr>
-            <w:tcW w:type="dxa" w:w="1191"/>
-          </w:tcPr>
-          <w:p>
-            <w:r>
-              <w:rPr>
-                <w:b w:val="0"/>
-                <w:i w:val="0"/>
-                <w:color w:val="64748B"/>
-                <w:sz w:val="16"/>
-              </w:rPr>
-              <w:t>GT-CQ</w:t>
-            </w:r>
-          </w:p>
-        </w:tc>
-        <w:tc>
-          <w:tcPr>
-            <w:tcW w:type="dxa" w:w="4706"/>
-          </w:tcPr>
-          <w:p>
-            <w:r>
-              <w:rPr>
-                <w:b w:val="0"/>
-                <w:i w:val="0"/>
-                <w:sz w:val="17"/>
-              </w:rPr>
-              <w:t>Prière de mettre les noms dans ces questions et mettre les contacts à leurs places.</w:t>
-            </w:r>
-          </w:p>
-        </w:tc>
-      </w:tr>
-      <w:tr>
-        <w:tc>
-          <w:tcPr>
-            <w:tcW w:type="dxa" w:w="964"/>
-          </w:tcPr>
-          <w:p>
-            <w:r>
-              <w:rPr>
-                <w:b/>
-                <w:i w:val="0"/>
-                <w:color w:val="EA580C"/>
-                <w:sz w:val="16"/>
-              </w:rPr>
-              <w:t>Moyenne</w:t>
-            </w:r>
-          </w:p>
-        </w:tc>
-        <w:tc>
-          <w:tcPr>
-            <w:tcW w:type="dxa" w:w="1247"/>
-          </w:tcPr>
-          <w:p>
-            <w:r>
-              <w:rPr>
-                <w:b/>
-                <w:i w:val="0"/>
-                <w:sz w:val="16"/>
-              </w:rPr>
-              <w:t>S00</w:t>
-              <w:br/>
-            </w:r>
-            <w:r>
-              <w:rPr>
-                <w:b w:val="0"/>
-                <w:i w:val="0"/>
-                <w:color w:val="64748B"/>
-                <w:sz w:val="14"/>
-              </w:rPr>
-              <w:t>Identification</w:t>
-            </w:r>
-          </w:p>
-        </w:tc>
-        <w:tc>
-          <w:tcPr>
-            <w:tcW w:type="dxa" w:w="1531"/>
-          </w:tcPr>
-          <w:p>
-            <w:r>
-              <w:rPr>
-                <w:b/>
-                <w:i w:val="0"/>
-                <w:color w:val="16A34A"/>
-                <w:sz w:val="16"/>
-              </w:rPr>
-              <w:t>s00q14, s00q16, s00q18</w:t>
-            </w:r>
-          </w:p>
-        </w:tc>
-        <w:tc>
-          <w:tcPr>
-            <w:tcW w:type="dxa" w:w="1191"/>
-          </w:tcPr>
-          <w:p>
-            <w:r>
-              <w:rPr>
-                <w:b w:val="0"/>
-                <w:i w:val="0"/>
-                <w:color w:val="64748B"/>
-                <w:sz w:val="16"/>
-              </w:rPr>
-              <w:t>GT-CQ</w:t>
-            </w:r>
-          </w:p>
-        </w:tc>
-        <w:tc>
-          <w:tcPr>
-            <w:tcW w:type="dxa" w:w="4706"/>
-          </w:tcPr>
-          <w:p>
-            <w:r>
-              <w:rPr>
-                <w:b w:val="0"/>
-                <w:i w:val="0"/>
-                <w:sz w:val="17"/>
-              </w:rPr>
-              <w:t>Attention! Veillez bien renseigner les contacts dans les questions de 0.14 ou 0.16 ou 0.18.</w:t>
-            </w:r>
-          </w:p>
-        </w:tc>
-      </w:tr>
-      <w:tr>
-        <w:tc>
-          <w:tcPr>
-            <w:tcW w:type="dxa" w:w="964"/>
-          </w:tcPr>
-          <w:p>
-            <w:r>
-              <w:rPr>
-                <w:b/>
-                <w:i w:val="0"/>
-                <w:color w:val="EA580C"/>
-                <w:sz w:val="16"/>
-              </w:rPr>
-              <w:t>Moyenne</w:t>
-            </w:r>
-          </w:p>
-        </w:tc>
-        <w:tc>
-          <w:tcPr>
-            <w:tcW w:type="dxa" w:w="1247"/>
-          </w:tcPr>
-          <w:p>
-            <w:r>
-              <w:rPr>
-                <w:b/>
-                <w:i w:val="0"/>
-                <w:sz w:val="16"/>
-              </w:rPr>
-              <w:t>S01</w:t>
-              <w:br/>
-            </w:r>
-            <w:r>
-              <w:rPr>
-                <w:b w:val="0"/>
-                <w:i w:val="0"/>
-                <w:color w:val="64748B"/>
-                <w:sz w:val="14"/>
-              </w:rPr>
-              <w:t>Démographie</w:t>
-            </w:r>
-          </w:p>
-        </w:tc>
-        <w:tc>
-          <w:tcPr>
-            <w:tcW w:type="dxa" w:w="1531"/>
-          </w:tcPr>
-          <w:p>
-            <w:r>
-              <w:rPr>
-                <w:b/>
-                <w:i w:val="0"/>
-                <w:color w:val="16A34A"/>
-                <w:sz w:val="16"/>
-              </w:rPr>
-              <w:t>—</w:t>
-            </w:r>
-          </w:p>
-        </w:tc>
-        <w:tc>
-          <w:tcPr>
-            <w:tcW w:type="dxa" w:w="1191"/>
-          </w:tcPr>
-          <w:p>
-            <w:r>
-              <w:rPr>
-                <w:b w:val="0"/>
-                <w:i w:val="0"/>
-                <w:color w:val="64748B"/>
-                <w:sz w:val="16"/>
-              </w:rPr>
-              <w:t>GT-CQ</w:t>
-            </w:r>
-          </w:p>
-        </w:tc>
-        <w:tc>
-          <w:tcPr>
-            <w:tcW w:type="dxa" w:w="4706"/>
-          </w:tcPr>
-          <w:p>
-            <w:r>
-              <w:rPr>
-                <w:b w:val="0"/>
-                <w:i w:val="0"/>
-                <w:sz w:val="17"/>
-              </w:rPr>
-              <w:t>Prière de verifier l'information donnée par AHMADOU BAMBA THIAM ou corriger au niveau de la section 1.</w:t>
-            </w:r>
-          </w:p>
-        </w:tc>
-      </w:tr>
-      <w:tr>
-        <w:tc>
-          <w:tcPr>
-            <w:tcW w:type="dxa" w:w="964"/>
-          </w:tcPr>
-          <w:p>
-            <w:r>
-              <w:rPr>
-                <w:b/>
-                <w:i w:val="0"/>
-                <w:color w:val="EA580C"/>
-                <w:sz w:val="16"/>
-              </w:rPr>
-              <w:t>Moyenne</w:t>
-            </w:r>
-          </w:p>
-        </w:tc>
-        <w:tc>
-          <w:tcPr>
-            <w:tcW w:type="dxa" w:w="1247"/>
-          </w:tcPr>
-          <w:p>
-            <w:r>
-              <w:rPr>
-                <w:b/>
-                <w:i w:val="0"/>
-                <w:sz w:val="16"/>
-              </w:rPr>
-              <w:t>S01</w:t>
-              <w:br/>
-            </w:r>
-            <w:r>
-              <w:rPr>
-                <w:b w:val="0"/>
-                <w:i w:val="0"/>
-                <w:color w:val="64748B"/>
-                <w:sz w:val="14"/>
-              </w:rPr>
-              <w:t>Démographie</w:t>
-            </w:r>
-          </w:p>
-        </w:tc>
-        <w:tc>
-          <w:tcPr>
-            <w:tcW w:type="dxa" w:w="1531"/>
-          </w:tcPr>
-          <w:p>
-            <w:r>
-              <w:rPr>
-                <w:b/>
-                <w:i w:val="0"/>
-                <w:color w:val="16A34A"/>
-                <w:sz w:val="16"/>
-              </w:rPr>
-              <w:t>—</w:t>
-            </w:r>
-          </w:p>
-        </w:tc>
-        <w:tc>
-          <w:tcPr>
-            <w:tcW w:type="dxa" w:w="1191"/>
-          </w:tcPr>
-          <w:p>
-            <w:r>
-              <w:rPr>
-                <w:b w:val="0"/>
-                <w:i w:val="0"/>
-                <w:color w:val="64748B"/>
-                <w:sz w:val="16"/>
-              </w:rPr>
-              <w:t>GT-CQ</w:t>
-            </w:r>
-          </w:p>
-        </w:tc>
-        <w:tc>
-          <w:tcPr>
-            <w:tcW w:type="dxa" w:w="4706"/>
-          </w:tcPr>
-          <w:p>
-            <w:r>
-              <w:rPr>
-                <w:b w:val="0"/>
-                <w:i w:val="0"/>
-                <w:sz w:val="17"/>
-              </w:rPr>
-              <w:t>Prière de verifier l'information donnée par MAMAN GALLO THIAM ou corriger au niveau de la section 1.</w:t>
-            </w:r>
-          </w:p>
-        </w:tc>
-      </w:tr>
-      <w:tr>
-        <w:tc>
-          <w:tcPr>
-            <w:tcW w:type="dxa" w:w="964"/>
-          </w:tcPr>
-          <w:p>
-            <w:r>
-              <w:rPr>
-                <w:b/>
-                <w:i w:val="0"/>
-                <w:color w:val="EA580C"/>
-                <w:sz w:val="16"/>
-              </w:rPr>
-              <w:t>Moyenne</w:t>
-            </w:r>
-          </w:p>
-        </w:tc>
-        <w:tc>
-          <w:tcPr>
-            <w:tcW w:type="dxa" w:w="1247"/>
-          </w:tcPr>
-          <w:p>
-            <w:r>
-              <w:rPr>
-                <w:b/>
-                <w:i w:val="0"/>
-                <w:sz w:val="16"/>
-              </w:rPr>
-              <w:t>S01</w:t>
-              <w:br/>
-            </w:r>
-            <w:r>
-              <w:rPr>
-                <w:b w:val="0"/>
-                <w:i w:val="0"/>
-                <w:color w:val="64748B"/>
-                <w:sz w:val="14"/>
-              </w:rPr>
-              <w:t>Démographie</w:t>
-            </w:r>
-          </w:p>
-        </w:tc>
-        <w:tc>
-          <w:tcPr>
-            <w:tcW w:type="dxa" w:w="1531"/>
-          </w:tcPr>
-          <w:p>
-            <w:r>
-              <w:rPr>
-                <w:b/>
-                <w:i w:val="0"/>
-                <w:color w:val="16A34A"/>
-                <w:sz w:val="16"/>
-              </w:rPr>
-              <w:t>—</w:t>
-            </w:r>
-          </w:p>
-        </w:tc>
-        <w:tc>
-          <w:tcPr>
-            <w:tcW w:type="dxa" w:w="1191"/>
-          </w:tcPr>
-          <w:p>
-            <w:r>
-              <w:rPr>
-                <w:b w:val="0"/>
-                <w:i w:val="0"/>
-                <w:color w:val="64748B"/>
-                <w:sz w:val="16"/>
-              </w:rPr>
-              <w:t>GT-CQ</w:t>
-            </w:r>
-          </w:p>
-        </w:tc>
-        <w:tc>
-          <w:tcPr>
-            <w:tcW w:type="dxa" w:w="4706"/>
-          </w:tcPr>
-          <w:p>
-            <w:r>
-              <w:rPr>
-                <w:b w:val="0"/>
-                <w:i w:val="0"/>
-                <w:sz w:val="17"/>
-              </w:rPr>
-              <w:t>Prière de verifier l'information donnée par PAPE MA COUMBA THIAM ou corriger au niveau de la section 1.</w:t>
-            </w:r>
-          </w:p>
-        </w:tc>
-      </w:tr>
-      <w:tr>
-        <w:tc>
-          <w:tcPr>
-            <w:tcW w:type="dxa" w:w="964"/>
-          </w:tcPr>
-          <w:p>
-            <w:r>
-              <w:rPr>
-                <w:b/>
-                <w:i w:val="0"/>
-                <w:color w:val="EA580C"/>
-                <w:sz w:val="16"/>
-              </w:rPr>
-              <w:t>Moyenne</w:t>
-            </w:r>
-          </w:p>
-        </w:tc>
-        <w:tc>
-          <w:tcPr>
-            <w:tcW w:type="dxa" w:w="1247"/>
-          </w:tcPr>
-          <w:p>
-            <w:r>
-              <w:rPr>
-                <w:b/>
-                <w:i w:val="0"/>
-                <w:sz w:val="16"/>
-              </w:rPr>
-              <w:t>S01</w:t>
-              <w:br/>
-            </w:r>
-            <w:r>
-              <w:rPr>
-                <w:b w:val="0"/>
-                <w:i w:val="0"/>
-                <w:color w:val="64748B"/>
-                <w:sz w:val="14"/>
-              </w:rPr>
-              <w:t>Démographie</w:t>
-            </w:r>
-          </w:p>
-        </w:tc>
-        <w:tc>
-          <w:tcPr>
-            <w:tcW w:type="dxa" w:w="1531"/>
-          </w:tcPr>
-          <w:p>
-            <w:r>
-              <w:rPr>
-                <w:b/>
-                <w:i w:val="0"/>
-                <w:color w:val="16A34A"/>
-                <w:sz w:val="16"/>
-              </w:rPr>
-              <w:t>s01q10_1</w:t>
-            </w:r>
-          </w:p>
-        </w:tc>
-        <w:tc>
-          <w:tcPr>
-            <w:tcW w:type="dxa" w:w="1191"/>
-          </w:tcPr>
-          <w:p>
-            <w:r>
-              <w:rPr>
-                <w:b w:val="0"/>
-                <w:i w:val="0"/>
-                <w:color w:val="64748B"/>
-                <w:sz w:val="16"/>
-              </w:rPr>
-              <w:t>GT-CQ</w:t>
-            </w:r>
-          </w:p>
-        </w:tc>
-        <w:tc>
-          <w:tcPr>
-            <w:tcW w:type="dxa" w:w="4706"/>
-          </w:tcPr>
-          <w:p>
-            <w:r>
-              <w:rPr>
-                <w:b w:val="0"/>
-                <w:i w:val="0"/>
-                <w:sz w:val="17"/>
-              </w:rPr>
-              <w:t>La taille du ménage lors de l'enquête principale (7) de ce ménage est inférieur à la taille du denombrement (8), prière de fournir des explications concrètes ou aller revisiter le ménage.</w:t>
-            </w:r>
-          </w:p>
-        </w:tc>
-      </w:tr>
-      <w:tr>
-        <w:tc>
-          <w:tcPr>
-            <w:tcW w:type="dxa" w:w="964"/>
-          </w:tcPr>
-          <w:p>
-            <w:r>
-              <w:rPr>
-                <w:b/>
-                <w:i w:val="0"/>
-                <w:color w:val="EA580C"/>
-                <w:sz w:val="16"/>
-              </w:rPr>
-              <w:t>Moyenne</w:t>
-            </w:r>
-          </w:p>
-        </w:tc>
-        <w:tc>
-          <w:tcPr>
-            <w:tcW w:type="dxa" w:w="1247"/>
-          </w:tcPr>
-          <w:p>
-            <w:r>
-              <w:rPr>
-                <w:b/>
-                <w:i w:val="0"/>
-                <w:sz w:val="16"/>
-              </w:rPr>
-              <w:t>S01</w:t>
-              <w:br/>
-            </w:r>
-            <w:r>
-              <w:rPr>
-                <w:b w:val="0"/>
-                <w:i w:val="0"/>
-                <w:color w:val="64748B"/>
-                <w:sz w:val="14"/>
-              </w:rPr>
-              <w:t>Démographie</w:t>
-            </w:r>
-          </w:p>
-        </w:tc>
-        <w:tc>
-          <w:tcPr>
-            <w:tcW w:type="dxa" w:w="1531"/>
-          </w:tcPr>
-          <w:p>
-            <w:r>
-              <w:rPr>
-                <w:b/>
-                <w:i w:val="0"/>
-                <w:color w:val="16A34A"/>
-                <w:sz w:val="16"/>
-              </w:rPr>
-              <w:t>s01q11</w:t>
-            </w:r>
-          </w:p>
-        </w:tc>
-        <w:tc>
-          <w:tcPr>
-            <w:tcW w:type="dxa" w:w="1191"/>
-          </w:tcPr>
-          <w:p>
-            <w:r>
-              <w:rPr>
-                <w:b w:val="0"/>
-                <w:i w:val="0"/>
-                <w:color w:val="64748B"/>
-                <w:sz w:val="16"/>
-              </w:rPr>
-              <w:t>Natif SuSo</w:t>
-            </w:r>
-          </w:p>
-        </w:tc>
-        <w:tc>
-          <w:tcPr>
-            <w:tcW w:type="dxa" w:w="4706"/>
-          </w:tcPr>
-          <w:p>
-            <w:r>
-              <w:rPr>
-                <w:b w:val="0"/>
-                <w:i w:val="0"/>
-                <w:sz w:val="17"/>
-              </w:rPr>
-              <w:t>"Erreur. %rostertitle% est le répondant. Alors la seule réponse possible pour %rostertitle% à cette question devrait donc être ""Présent vu"". Veuillez corriger."</w:t>
-            </w:r>
-          </w:p>
-        </w:tc>
-      </w:tr>
-      <w:tr>
-        <w:tc>
-          <w:tcPr>
-            <w:tcW w:type="dxa" w:w="964"/>
-          </w:tcPr>
-          <w:p>
-            <w:r>
-              <w:rPr>
-                <w:b/>
-                <w:i w:val="0"/>
-                <w:color w:val="EA580C"/>
-                <w:sz w:val="16"/>
-              </w:rPr>
-              <w:t>Moyenne</w:t>
-            </w:r>
-          </w:p>
-        </w:tc>
-        <w:tc>
-          <w:tcPr>
-            <w:tcW w:type="dxa" w:w="1247"/>
-          </w:tcPr>
-          <w:p>
-            <w:r>
-              <w:rPr>
-                <w:b/>
-                <w:i w:val="0"/>
-                <w:sz w:val="16"/>
-              </w:rPr>
-              <w:t>S02</w:t>
-              <w:br/>
-            </w:r>
-            <w:r>
-              <w:rPr>
-                <w:b w:val="0"/>
-                <w:i w:val="0"/>
-                <w:color w:val="64748B"/>
-                <w:sz w:val="14"/>
-              </w:rPr>
-              <w:t>Éducation</w:t>
-            </w:r>
-          </w:p>
-        </w:tc>
-        <w:tc>
-          <w:tcPr>
-            <w:tcW w:type="dxa" w:w="1531"/>
-          </w:tcPr>
-          <w:p>
-            <w:r>
-              <w:rPr>
-                <w:b/>
-                <w:i w:val="0"/>
-                <w:color w:val="16A34A"/>
-                <w:sz w:val="16"/>
-              </w:rPr>
-              <w:t>—</w:t>
-            </w:r>
-          </w:p>
-        </w:tc>
-        <w:tc>
-          <w:tcPr>
-            <w:tcW w:type="dxa" w:w="1191"/>
-          </w:tcPr>
-          <w:p>
-            <w:r>
-              <w:rPr>
-                <w:b w:val="0"/>
-                <w:i w:val="0"/>
-                <w:color w:val="64748B"/>
-                <w:sz w:val="16"/>
-              </w:rPr>
-              <w:t>GT-CQ</w:t>
-            </w:r>
-          </w:p>
-        </w:tc>
-        <w:tc>
-          <w:tcPr>
-            <w:tcW w:type="dxa" w:w="4706"/>
-          </w:tcPr>
-          <w:p>
-            <w:r>
-              <w:rPr>
-                <w:b w:val="0"/>
-                <w:i w:val="0"/>
-                <w:sz w:val="17"/>
-              </w:rPr>
-              <w:t>veuillez, s'il vous plait, confirmer les frais de scolarité ( 5500 FCFA) payée de MAMAN GALLO THIAM avec le QG ou apporter les corrections nécessaires.</w:t>
-            </w:r>
-          </w:p>
-        </w:tc>
-      </w:tr>
-      <w:tr>
-        <w:tc>
-          <w:tcPr>
-            <w:tcW w:type="dxa" w:w="964"/>
-          </w:tcPr>
-          <w:p>
-            <w:r>
-              <w:rPr>
-                <w:b/>
-                <w:i w:val="0"/>
-                <w:color w:val="EA580C"/>
-                <w:sz w:val="16"/>
-              </w:rPr>
-              <w:t>Moyenne</w:t>
-            </w:r>
-          </w:p>
-        </w:tc>
-        <w:tc>
-          <w:tcPr>
-            <w:tcW w:type="dxa" w:w="1247"/>
-          </w:tcPr>
-          <w:p>
-            <w:r>
-              <w:rPr>
-                <w:b/>
-                <w:i w:val="0"/>
-                <w:sz w:val="16"/>
-              </w:rPr>
-              <w:t>S02</w:t>
-              <w:br/>
-            </w:r>
-            <w:r>
-              <w:rPr>
-                <w:b w:val="0"/>
-                <w:i w:val="0"/>
-                <w:color w:val="64748B"/>
-                <w:sz w:val="14"/>
-              </w:rPr>
-              <w:t>Éducation</w:t>
-            </w:r>
-          </w:p>
-        </w:tc>
-        <w:tc>
-          <w:tcPr>
-            <w:tcW w:type="dxa" w:w="1531"/>
-          </w:tcPr>
-          <w:p>
-            <w:r>
-              <w:rPr>
-                <w:b/>
-                <w:i w:val="0"/>
-                <w:color w:val="16A34A"/>
-                <w:sz w:val="16"/>
-              </w:rPr>
-              <w:t>s01q63, s00q04, s02q25, s01q00b, s02q17_2, s02q15_2</w:t>
-            </w:r>
-          </w:p>
-        </w:tc>
-        <w:tc>
-          <w:tcPr>
-            <w:tcW w:type="dxa" w:w="1191"/>
-          </w:tcPr>
-          <w:p>
-            <w:r>
-              <w:rPr>
-                <w:b w:val="0"/>
-                <w:i w:val="0"/>
-                <w:color w:val="64748B"/>
-                <w:sz w:val="16"/>
-              </w:rPr>
-              <w:t>GT-CQ</w:t>
-            </w:r>
-          </w:p>
-        </w:tc>
-        <w:tc>
-          <w:tcPr>
-            <w:tcW w:type="dxa" w:w="4706"/>
-          </w:tcPr>
-          <w:p>
-            <w:r>
-              <w:rPr>
-                <w:b w:val="0"/>
-                <w:i w:val="0"/>
-                <w:sz w:val="17"/>
-              </w:rPr>
-              <w:t>Dans les milieux urbains c'est peu probable de voir une école dont les élèves ou étudiants ne dépensent pas en frais d'uniformes, prière de verifier pour MAMAN GALLO THIAM qui fréquente 1ére année de Secondaire 1 (Moyen) Général et corriger ou confirmer avec le QG.</w:t>
-            </w:r>
-          </w:p>
-        </w:tc>
-      </w:tr>
-      <w:tr>
-        <w:tc>
-          <w:tcPr>
-            <w:tcW w:type="dxa" w:w="964"/>
-          </w:tcPr>
-          <w:p>
-            <w:r>
-              <w:rPr>
-                <w:b/>
-                <w:i w:val="0"/>
-                <w:color w:val="EA580C"/>
-                <w:sz w:val="16"/>
-              </w:rPr>
-              <w:t>Moyenne</w:t>
-            </w:r>
-          </w:p>
-        </w:tc>
-        <w:tc>
-          <w:tcPr>
-            <w:tcW w:type="dxa" w:w="1247"/>
-          </w:tcPr>
-          <w:p>
-            <w:r>
-              <w:rPr>
-                <w:b/>
-                <w:i w:val="0"/>
-                <w:sz w:val="16"/>
-              </w:rPr>
-              <w:t>S02</w:t>
-              <w:br/>
-            </w:r>
-            <w:r>
-              <w:rPr>
-                <w:b w:val="0"/>
-                <w:i w:val="0"/>
-                <w:color w:val="64748B"/>
-                <w:sz w:val="14"/>
-              </w:rPr>
-              <w:t>Éducation</w:t>
-            </w:r>
-          </w:p>
-        </w:tc>
-        <w:tc>
-          <w:tcPr>
-            <w:tcW w:type="dxa" w:w="1531"/>
-          </w:tcPr>
-          <w:p>
-            <w:r>
-              <w:rPr>
-                <w:b/>
-                <w:i w:val="0"/>
-                <w:color w:val="16A34A"/>
-                <w:sz w:val="16"/>
-              </w:rPr>
-              <w:t>—</w:t>
-            </w:r>
-          </w:p>
-        </w:tc>
-        <w:tc>
-          <w:tcPr>
-            <w:tcW w:type="dxa" w:w="1191"/>
-          </w:tcPr>
-          <w:p>
-            <w:r>
-              <w:rPr>
-                <w:b w:val="0"/>
-                <w:i w:val="0"/>
-                <w:color w:val="64748B"/>
-                <w:sz w:val="16"/>
-              </w:rPr>
-              <w:t>GT-CQ</w:t>
-            </w:r>
-          </w:p>
-        </w:tc>
-        <w:tc>
-          <w:tcPr>
-            <w:tcW w:type="dxa" w:w="4706"/>
-          </w:tcPr>
-          <w:p>
-            <w:r>
-              <w:rPr>
-                <w:b w:val="0"/>
-                <w:i w:val="0"/>
-                <w:sz w:val="17"/>
-              </w:rPr>
-              <w:t>Attention!!! le montant payé pour les frais de scolarité ( 22000 FCFA) de AHMADOU BAMBA THIAM  qui fréquente 1ére année de Maternelle semble faible.</w:t>
-            </w:r>
-          </w:p>
-        </w:tc>
-      </w:tr>
-      <w:tr>
-        <w:tc>
-          <w:tcPr>
-            <w:tcW w:type="dxa" w:w="964"/>
-          </w:tcPr>
-          <w:p>
-            <w:r>
-              <w:rPr>
-                <w:b/>
-                <w:i w:val="0"/>
-                <w:color w:val="EA580C"/>
-                <w:sz w:val="16"/>
-              </w:rPr>
-              <w:t>Moyenne</w:t>
-            </w:r>
-          </w:p>
-        </w:tc>
-        <w:tc>
-          <w:tcPr>
-            <w:tcW w:type="dxa" w:w="1247"/>
-          </w:tcPr>
-          <w:p>
-            <w:r>
-              <w:rPr>
-                <w:b/>
-                <w:i w:val="0"/>
-                <w:sz w:val="16"/>
-              </w:rPr>
-              <w:t>S02</w:t>
-              <w:br/>
-            </w:r>
-            <w:r>
-              <w:rPr>
-                <w:b w:val="0"/>
-                <w:i w:val="0"/>
-                <w:color w:val="64748B"/>
-                <w:sz w:val="14"/>
-              </w:rPr>
-              <w:t>Éducation</w:t>
-            </w:r>
-          </w:p>
-        </w:tc>
-        <w:tc>
-          <w:tcPr>
-            <w:tcW w:type="dxa" w:w="1531"/>
-          </w:tcPr>
-          <w:p>
-            <w:r>
-              <w:rPr>
-                <w:b/>
-                <w:i w:val="0"/>
-                <w:color w:val="16A34A"/>
-                <w:sz w:val="16"/>
-              </w:rPr>
-              <w:t>—</w:t>
-            </w:r>
-          </w:p>
-        </w:tc>
-        <w:tc>
-          <w:tcPr>
-            <w:tcW w:type="dxa" w:w="1191"/>
-          </w:tcPr>
-          <w:p>
-            <w:r>
-              <w:rPr>
-                <w:b w:val="0"/>
-                <w:i w:val="0"/>
-                <w:color w:val="64748B"/>
-                <w:sz w:val="16"/>
-              </w:rPr>
-              <w:t>GT-CQ</w:t>
-            </w:r>
-          </w:p>
-        </w:tc>
-        <w:tc>
-          <w:tcPr>
-            <w:tcW w:type="dxa" w:w="4706"/>
-          </w:tcPr>
-          <w:p>
-            <w:r>
-              <w:rPr>
-                <w:b w:val="0"/>
-                <w:i w:val="0"/>
-                <w:sz w:val="17"/>
-              </w:rPr>
               <w:t>Veuillez verifier cette information auprès de l'enquêté ou confirmer avec le QG.</w:t>
-            </w:r>
-          </w:p>
-        </w:tc>
-      </w:tr>
-      <w:tr>
-        <w:tc>
-          <w:tcPr>
-            <w:tcW w:type="dxa" w:w="964"/>
-          </w:tcPr>
-          <w:p>
-            <w:r>
-              <w:rPr>
-                <w:b/>
-                <w:i w:val="0"/>
-                <w:color w:val="EA580C"/>
-                <w:sz w:val="16"/>
-              </w:rPr>
-              <w:t>Moyenne</w:t>
-            </w:r>
-          </w:p>
-        </w:tc>
-        <w:tc>
-          <w:tcPr>
-            <w:tcW w:type="dxa" w:w="1247"/>
-          </w:tcPr>
-          <w:p>
-            <w:r>
-              <w:rPr>
-                <w:b/>
-                <w:i w:val="0"/>
-                <w:sz w:val="16"/>
-              </w:rPr>
-              <w:t>S02</w:t>
-              <w:br/>
-            </w:r>
-            <w:r>
-              <w:rPr>
-                <w:b w:val="0"/>
-                <w:i w:val="0"/>
-                <w:color w:val="64748B"/>
-                <w:sz w:val="14"/>
-              </w:rPr>
-              <w:t>Éducation</w:t>
-            </w:r>
-          </w:p>
-        </w:tc>
-        <w:tc>
-          <w:tcPr>
-            <w:tcW w:type="dxa" w:w="1531"/>
-          </w:tcPr>
-          <w:p>
-            <w:r>
-              <w:rPr>
-                <w:b/>
-                <w:i w:val="0"/>
-                <w:color w:val="16A34A"/>
-                <w:sz w:val="16"/>
-              </w:rPr>
-              <w:t>—</w:t>
-            </w:r>
-          </w:p>
-        </w:tc>
-        <w:tc>
-          <w:tcPr>
-            <w:tcW w:type="dxa" w:w="1191"/>
-          </w:tcPr>
-          <w:p>
-            <w:r>
-              <w:rPr>
-                <w:b w:val="0"/>
-                <w:i w:val="0"/>
-                <w:color w:val="64748B"/>
-                <w:sz w:val="16"/>
-              </w:rPr>
-              <w:t>GT-CQ</w:t>
-            </w:r>
-          </w:p>
-        </w:tc>
-        <w:tc>
-          <w:tcPr>
-            <w:tcW w:type="dxa" w:w="4706"/>
-          </w:tcPr>
-          <w:p>
-            <w:r>
-              <w:rPr>
-                <w:b w:val="0"/>
-                <w:i w:val="0"/>
-                <w:sz w:val="17"/>
-              </w:rPr>
-              <w:t>veuillez, s'il vous plait, confirmer la cotisation ( 2500 FCFA) payée de AHMADOU BAMBA THIAM avec le QG ou apporter les corrections nécessaires.</w:t>
             </w:r>
           </w:p>
         </w:tc>
